--- a/docs/registration/word/07_内容审查与提交待办.docx
+++ b/docs/registration/word/07_内容审查与提交待办.docx
@@ -1397,7 +1397,69 @@
                 <w:b w:val="0"/>
                 <w:sz w:val="18"/>
               </w:rPr>
-              <w:t>著作权人名称与申请人类型</w:t>
+              <w:t>申请人类型与办理方式</w:t>
+            </w:r>
+          </w:p>
+        </w:tc>
+        <w:tc>
+          <w:tcPr>
+            <w:tcW w:type="dxa" w:w="3175"/>
+            <w:vAlign w:val="center"/>
+          </w:tcPr>
+          <w:p>
+            <w:pPr>
+              <w:spacing w:before="60" w:after="60" w:line="280" w:lineRule="exact"/>
+            </w:pPr>
+            <w:r>
+              <w:rPr>
+                <w:rFonts w:ascii="Arial" w:hAnsi="Arial" w:eastAsia="Noto Sans CJK SC"/>
+                <w:b w:val="0"/>
+                <w:sz w:val="18"/>
+              </w:rPr>
+              <w:t>已确认</w:t>
+            </w:r>
+          </w:p>
+        </w:tc>
+        <w:tc>
+          <w:tcPr>
+            <w:tcW w:type="dxa" w:w="3175"/>
+            <w:vAlign w:val="center"/>
+          </w:tcPr>
+          <w:p>
+            <w:pPr>
+              <w:spacing w:before="60" w:after="60" w:line="280" w:lineRule="exact"/>
+            </w:pPr>
+            <w:r>
+              <w:rPr>
+                <w:rFonts w:ascii="Arial" w:hAnsi="Arial" w:eastAsia="Noto Sans CJK SC"/>
+                <w:b w:val="0"/>
+                <w:sz w:val="18"/>
+              </w:rPr>
+              <w:t>自然人（个人）名义、本人自行办理，不委托代理机构</w:t>
+            </w:r>
+          </w:p>
+        </w:tc>
+      </w:tr>
+      <w:tr>
+        <w:trPr>
+          <w:cantSplit/>
+        </w:trPr>
+        <w:tc>
+          <w:tcPr>
+            <w:tcW w:type="dxa" w:w="3175"/>
+            <w:vAlign w:val="center"/>
+          </w:tcPr>
+          <w:p>
+            <w:pPr>
+              <w:spacing w:before="60" w:after="60" w:line="280" w:lineRule="exact"/>
+            </w:pPr>
+            <w:r>
+              <w:rPr>
+                <w:rFonts w:ascii="Arial" w:hAnsi="Arial" w:eastAsia="Noto Sans CJK SC"/>
+                <w:b w:val="0"/>
+                <w:sz w:val="18"/>
+              </w:rPr>
+              <w:t>著作权人姓名与本人权利归属</w:t>
             </w:r>
           </w:p>
         </w:tc>
@@ -1435,7 +1497,7 @@
                 <w:b w:val="0"/>
                 <w:sz w:val="18"/>
               </w:rPr>
-              <w:t>按身份证明或单位登记信息填写，统一文档署名</w:t>
+              <w:t>按本人身份证明填写完整姓名，核实权利归属并统一文档署名</w:t>
             </w:r>
           </w:p>
         </w:tc>
@@ -1583,7 +1645,7 @@
                 <w:b w:val="0"/>
                 <w:sz w:val="18"/>
               </w:rPr>
-              <w:t>实名及身份证明</w:t>
+              <w:t>实名及自然人身份证明</w:t>
             </w:r>
           </w:p>
         </w:tc>
@@ -1621,7 +1683,7 @@
                 <w:b w:val="0"/>
                 <w:sz w:val="18"/>
               </w:rPr>
-              <w:t>由申请人在官方系统完成，不放入代码仓库</w:t>
+              <w:t>由本人在官方系统完成实名并按身份提交证明，不放入代码仓库</w:t>
             </w:r>
           </w:p>
         </w:tc>
@@ -1683,7 +1745,7 @@
                 <w:b w:val="0"/>
                 <w:sz w:val="18"/>
               </w:rPr>
-              <w:t>根据草稿填入官方系统，由系统生成签章页，本人签名或机构盖章后上传</w:t>
+              <w:t>根据草稿填入官方系统，由系统生成签章页，本人按要求签名后上传</w:t>
             </w:r>
           </w:p>
         </w:tc>
@@ -1831,7 +1893,7 @@
                 <w:b w:val="0"/>
                 <w:sz w:val="18"/>
               </w:rPr>
-              <w:t>学校或单位附加要求</w:t>
+              <w:t>学校或单位内部申报材料</w:t>
             </w:r>
           </w:p>
         </w:tc>
@@ -1850,7 +1912,7 @@
                 <w:b w:val="0"/>
                 <w:sz w:val="18"/>
               </w:rPr>
-              <w:t>申请渠道待确认</w:t>
+              <w:t>本次个人自行申报不预设</w:t>
             </w:r>
           </w:p>
         </w:tc>
@@ -1869,7 +1931,7 @@
                 <w:b w:val="0"/>
                 <w:sz w:val="18"/>
               </w:rPr>
-              <w:t>如走学校申报或毕业认定，另核本校政策及 AI 辅助开发限制</w:t>
+              <w:t>已有职务、课题、合作或委托关系仍须核实；日后用于毕业或校内成果认定时，再另核本校规则</w:t>
             </w:r>
           </w:p>
         </w:tc>

--- a/docs/registration/word/07_内容审查与提交待办.docx
+++ b/docs/registration/word/07_内容审查与提交待办.docx
@@ -76,6 +76,24 @@
       </w:pPr>
       <w:r>
         <w:t>1. 审查结论与范围</w:t>
+      </w:r>
+    </w:p>
+    <w:p>
+      <w:r>
+        <w:rPr>
+          <w:rFonts w:ascii="Arial" w:hAnsi="Arial" w:eastAsia="Noto Sans CJK SC"/>
+          <w:b/>
+          <w:sz w:val="21"/>
+        </w:rPr>
+        <w:t>补充更正（2026-10-26）：当前申报条件尚未核实。</w:t>
+      </w:r>
+      <w:r>
+        <w:rPr>
+          <w:rFonts w:ascii="Arial" w:hAnsi="Arial" w:eastAsia="Noto Sans CJK SC"/>
+          <w:b w:val="0"/>
+          <w:sz w:val="21"/>
+        </w:rPr>
+        <w:t xml:space="preserve"> 前次整理未充分核对 2026-03-15 更新申请表涉及的 AI 使用声明，不能继续将本包理解为仅补个人信息即可提交。官方公告确认换表；深圳市软件行业协会公布的对照表列有未使用 AI 编写代码、撰写文档或生成申请材料的声明，以及主要功能 500—1300 字要求。尚未取得申请人当前系统生成页及针对本项目的适用答复，应先如实核实。本项目实际使用过 AI；文风编辑和检测结果不能替代这一确认。</w:t>
       </w:r>
     </w:p>
     <w:p>
@@ -676,6 +694,68 @@
                 <w:sz w:val="18"/>
               </w:rPr>
               <w:t>官方填写说明</w:t>
+            </w:r>
+          </w:p>
+        </w:tc>
+      </w:tr>
+      <w:tr>
+        <w:trPr>
+          <w:cantSplit/>
+        </w:trPr>
+        <w:tc>
+          <w:tcPr>
+            <w:tcW w:type="dxa" w:w="3175"/>
+            <w:vAlign w:val="center"/>
+          </w:tcPr>
+          <w:p>
+            <w:pPr>
+              <w:spacing w:before="60" w:after="60" w:line="280" w:lineRule="exact"/>
+            </w:pPr>
+            <w:r>
+              <w:rPr>
+                <w:rFonts w:ascii="Arial" w:hAnsi="Arial" w:eastAsia="Noto Sans CJK SC"/>
+                <w:b w:val="0"/>
+                <w:sz w:val="18"/>
+              </w:rPr>
+              <w:t>原主要功能仅 134 字，且未充分核对新版申报声明</w:t>
+            </w:r>
+          </w:p>
+        </w:tc>
+        <w:tc>
+          <w:tcPr>
+            <w:tcW w:type="dxa" w:w="3175"/>
+            <w:vAlign w:val="center"/>
+          </w:tcPr>
+          <w:p>
+            <w:pPr>
+              <w:spacing w:before="60" w:after="60" w:line="280" w:lineRule="exact"/>
+            </w:pPr>
+            <w:r>
+              <w:rPr>
+                <w:rFonts w:ascii="Arial" w:hAnsi="Arial" w:eastAsia="Noto Sans CJK SC"/>
+                <w:b w:val="0"/>
+                <w:sz w:val="18"/>
+              </w:rPr>
+              <w:t>扩充为 500—1300 字范围内的实际功能参考；增加 AI 使用声明适用口径的前置待办，不推定本项目已符合要求</w:t>
+            </w:r>
+          </w:p>
+        </w:tc>
+        <w:tc>
+          <w:tcPr>
+            <w:tcW w:type="dxa" w:w="3175"/>
+            <w:vAlign w:val="center"/>
+          </w:tcPr>
+          <w:p>
+            <w:pPr>
+              <w:spacing w:before="60" w:after="60" w:line="280" w:lineRule="exact"/>
+            </w:pPr>
+            <w:r>
+              <w:rPr>
+                <w:rFonts w:ascii="Arial" w:hAnsi="Arial" w:eastAsia="Noto Sans CJK SC"/>
+                <w:b w:val="0"/>
+                <w:sz w:val="18"/>
+              </w:rPr>
+              <w:t>官方换表公告、协会新旧表对照；当前系统页待核实</w:t>
             </w:r>
           </w:p>
         </w:tc>
@@ -1397,6 +1477,68 @@
                 <w:b w:val="0"/>
                 <w:sz w:val="18"/>
               </w:rPr>
+              <w:t>当前 AI 使用声明及本项目适用口径</w:t>
+            </w:r>
+          </w:p>
+        </w:tc>
+        <w:tc>
+          <w:tcPr>
+            <w:tcW w:type="dxa" w:w="3175"/>
+            <w:vAlign w:val="center"/>
+          </w:tcPr>
+          <w:p>
+            <w:pPr>
+              <w:spacing w:before="60" w:after="60" w:line="280" w:lineRule="exact"/>
+            </w:pPr>
+            <w:r>
+              <w:rPr>
+                <w:rFonts w:ascii="Arial" w:hAnsi="Arial" w:eastAsia="Noto Sans CJK SC"/>
+                <w:b w:val="0"/>
+                <w:sz w:val="18"/>
+              </w:rPr>
+              <w:t>尚未核实，先处理</w:t>
+            </w:r>
+          </w:p>
+        </w:tc>
+        <w:tc>
+          <w:tcPr>
+            <w:tcW w:type="dxa" w:w="3175"/>
+            <w:vAlign w:val="center"/>
+          </w:tcPr>
+          <w:p>
+            <w:pPr>
+              <w:spacing w:before="60" w:after="60" w:line="280" w:lineRule="exact"/>
+            </w:pPr>
+            <w:r>
+              <w:rPr>
+                <w:rFonts w:ascii="Arial" w:hAnsi="Arial" w:eastAsia="Noto Sans CJK SC"/>
+                <w:b w:val="0"/>
+                <w:sz w:val="18"/>
+              </w:rPr>
+              <w:t>获取当次官方声明并如实咨询登记机构；本项目代码与文档使用过 AI，不签与事实不符的声明</w:t>
+            </w:r>
+          </w:p>
+        </w:tc>
+      </w:tr>
+      <w:tr>
+        <w:trPr>
+          <w:cantSplit/>
+        </w:trPr>
+        <w:tc>
+          <w:tcPr>
+            <w:tcW w:type="dxa" w:w="3175"/>
+            <w:vAlign w:val="center"/>
+          </w:tcPr>
+          <w:p>
+            <w:pPr>
+              <w:spacing w:before="60" w:after="60" w:line="280" w:lineRule="exact"/>
+            </w:pPr>
+            <w:r>
+              <w:rPr>
+                <w:rFonts w:ascii="Arial" w:hAnsi="Arial" w:eastAsia="Noto Sans CJK SC"/>
+                <w:b w:val="0"/>
+                <w:sz w:val="18"/>
+              </w:rPr>
               <w:t>申请人类型与办理方式</w:t>
             </w:r>
           </w:p>
@@ -1949,7 +2091,7 @@
           <w:b w:val="0"/>
           <w:sz w:val="21"/>
         </w:rPr>
-        <w:t>因此，当前交付状态是“经过技术审查和修订、等待申请信息与证明补齐的文档包”，不是已受理、已获准或无需修改即可提交的全部材料。</w:t>
+        <w:t>因此，当前交付状态是“技术资料与填报参考已整理，但申报声明适用口径、个人信息和证明尚待核实”，不能称为仅补个人信息即可申请的定稿，也不是已受理或已获准的材料。</w:t>
       </w:r>
     </w:p>
     <w:p>
@@ -1957,7 +2099,7 @@
         <w:pStyle w:val="Heading1"/>
       </w:pPr>
       <w:r>
-        <w:t>6. 官方依据</w:t>
+        <w:t>6. 依据与证据范围</w:t>
       </w:r>
     </w:p>
     <w:p>
@@ -2048,6 +2190,82 @@
           <w:sz w:val="17"/>
         </w:rPr>
         <w:t>（https:/​/​www.ncac.gov.cn/​xxfb/​flfg/​bmgz/​202410/​t20241015_869486.html）</w:t>
+      </w:r>
+    </w:p>
+    <w:p>
+      <w:pPr>
+        <w:ind w:left="198" w:hanging="142"/>
+      </w:pPr>
+      <w:r>
+        <w:rPr>
+          <w:rFonts w:ascii="Arial" w:hAnsi="Arial" w:eastAsia="Noto Sans CJK SC"/>
+          <w:b w:val="0"/>
+          <w:sz w:val="21"/>
+        </w:rPr>
+        <w:t xml:space="preserve">• </w:t>
+      </w:r>
+      <w:r>
+        <w:rPr>
+          <w:rFonts w:ascii="Arial" w:hAnsi="Arial" w:eastAsia="Noto Sans CJK SC"/>
+          <w:b w:val="0"/>
+          <w:color w:val="176B60"/>
+          <w:sz w:val="21"/>
+        </w:rPr>
+        <w:t>中国版权保护中心：共同维护计算机软件版权登记良好生态（2026-03-15）</w:t>
+      </w:r>
+      <w:r>
+        <w:rPr>
+          <w:rFonts w:ascii="Arial" w:hAnsi="Arial" w:eastAsia="Noto Sans CJK SC"/>
+          <w:b w:val="0"/>
+          <w:sz w:val="17"/>
+        </w:rPr>
+        <w:t>（https:/​/​www.ccopyright.com.cn/​index.php?optionid=999&amp;method=view&amp;optionid=999&amp;auto_id=1524）</w:t>
+      </w:r>
+      <w:r>
+        <w:rPr>
+          <w:rFonts w:ascii="Arial" w:hAnsi="Arial" w:eastAsia="Noto Sans CJK SC"/>
+          <w:b w:val="0"/>
+          <w:sz w:val="21"/>
+        </w:rPr>
+        <w:t>：官方确认换表和诚信制度，公告正文未逐项刊出 AI 声明与字数要求。</w:t>
+      </w:r>
+    </w:p>
+    <w:p>
+      <w:pPr>
+        <w:ind w:left="198" w:hanging="142"/>
+      </w:pPr>
+      <w:r>
+        <w:rPr>
+          <w:rFonts w:ascii="Arial" w:hAnsi="Arial" w:eastAsia="Noto Sans CJK SC"/>
+          <w:b w:val="0"/>
+          <w:sz w:val="21"/>
+        </w:rPr>
+        <w:t xml:space="preserve">• </w:t>
+      </w:r>
+      <w:r>
+        <w:rPr>
+          <w:rFonts w:ascii="Arial" w:hAnsi="Arial" w:eastAsia="Noto Sans CJK SC"/>
+          <w:b w:val="0"/>
+          <w:color w:val="176B60"/>
+          <w:sz w:val="21"/>
+        </w:rPr>
+        <w:t>深圳市软件行业协会：通知转发及新旧表对照（2026-03-16）</w:t>
+      </w:r>
+      <w:r>
+        <w:rPr>
+          <w:rFonts w:ascii="Arial" w:hAnsi="Arial" w:eastAsia="Noto Sans CJK SC"/>
+          <w:b w:val="0"/>
+          <w:sz w:val="17"/>
+        </w:rPr>
+        <w:t>（https:/​/​www.ssia.org.cn/​page59?article_id=2588）</w:t>
+      </w:r>
+      <w:r>
+        <w:rPr>
+          <w:rFonts w:ascii="Arial" w:hAnsi="Arial" w:eastAsia="Noto Sans CJK SC"/>
+          <w:b w:val="0"/>
+          <w:sz w:val="21"/>
+        </w:rPr>
+        <w:t>：具体 AI 声明及 500—1300 字要求的公开对照来源，不代替官方系统当次生成页。</w:t>
       </w:r>
     </w:p>
     <w:p>
